--- a/tillsyn/A 42867-2026 tillsynsbegäran.docx
+++ b/tillsyn/A 42867-2026 tillsynsbegäran.docx
@@ -710,7 +710,7 @@
     <w:r>
       <w:tab/>
       <w:tab/>
-      <w:t>2026-10-16</w:t>
+      <w:t>2026-10-17</w:t>
       <w:br/>
       <w:br/>
     </w:r>

--- a/tillsyn/A 42867-2026 tillsynsbegäran.docx
+++ b/tillsyn/A 42867-2026 tillsynsbegäran.docx
@@ -710,7 +710,7 @@
     <w:r>
       <w:tab/>
       <w:tab/>
-      <w:t>2026-10-17</w:t>
+      <w:t>2026-10-18</w:t>
       <w:br/>
       <w:br/>
     </w:r>

--- a/tillsyn/A 42867-2026 tillsynsbegäran.docx
+++ b/tillsyn/A 42867-2026 tillsynsbegäran.docx
@@ -710,7 +710,7 @@
     <w:r>
       <w:tab/>
       <w:tab/>
-      <w:t>2026-10-18</w:t>
+      <w:t>2026-10-19</w:t>
       <w:br/>
       <w:br/>
     </w:r>

--- a/tillsyn/A 42867-2026 tillsynsbegäran.docx
+++ b/tillsyn/A 42867-2026 tillsynsbegäran.docx
@@ -22,7 +22,7 @@
       <w:r>
         <w:drawing>
           <wp:inline xmlns:a="http://schemas.openxmlformats.org/drawingml/2006/main" xmlns:pic="http://schemas.openxmlformats.org/drawingml/2006/picture">
-            <wp:extent cx="5486400" cy="5258271"/>
+            <wp:extent cx="5486400" cy="5260157"/>
             <wp:docPr id="1" name="Picture 1"/>
             <wp:cNvGraphicFramePr>
               <a:graphicFrameLocks noChangeAspect="1"/>
@@ -43,7 +43,7 @@
                   <pic:spPr>
                     <a:xfrm>
                       <a:off x="0" y="0"/>
-                      <a:ext cx="5486400" cy="5258271"/>
+                      <a:ext cx="5486400" cy="5260157"/>
                     </a:xfrm>
                     <a:prstGeom prst="rect"/>
                   </pic:spPr>
@@ -60,12 +60,12 @@
         <w:spacing w:after="240"/>
       </w:pPr>
       <w:r>
-        <w:t>Figur 1. Fyndplatser för naturvårdsarter i och inom 23 meter från avverkningsanmälan. Markörer utan svart kant är placerade på fyndplatsen. Markörer med svart kant är placerade vid sidan av fyndplatsen och har ett svart streck som visar fyndplatsens exakta position. Kartans mittpunktskoordinat är N 6536903, E 520323 i SWEREF 99 TM.</w:t>
+        <w:t>Figur 1. Fyndplatser för naturvårdsarter i och inom 25 meter från avverkningsanmälan. Markörer utan svart kant är placerade på fyndplatsen. Markörer med svart kant är placerade vid sidan av fyndplatsen och har ett svart streck som visar fyndplatsens exakta position. Kartans mittpunktskoordinat är N 6536903, E 520323 i SWEREF 99 TM.</w:t>
       </w:r>
     </w:p>
     <w:p>
       <w:r>
-        <w:t>I och inom 23 meter från avverkningsanmälan finns fynd av 8 naturvårdsarter, varav 4 är rödlistade, 2 är fridlysta, 7 är typiska (T) och 2 är signalarter (S): garnlav (VU, T), kolflarnlav (NT, T), tallticka (NT, T), vedskivlav (NT, T), bronshjon (S, T), vedticka (S, T), mattlummer (T, §9) och revlummer (§9). Se Figur 1.</w:t>
+        <w:t>I och inom 25 meter från avverkningsanmälan finns fynd av 9 naturvårdsarter, varav 4 är rödlistade, 2 är fridlysta, 8 är typiska (T) och 3 är signalarter (S): garnlav (VU, T), kolflarnlav (NT, T), tallticka (NT, T), vedskivlav (NT, T), blåmossa (S, T), bronshjon (S, T), vedticka (S, T), mattlummer (T, §9) och revlummer (§9). Se Figur 1.</w:t>
       </w:r>
     </w:p>
     <w:p>
@@ -207,6 +207,35 @@
         <w:rPr>
           <w:b/>
         </w:rPr>
+        <w:t xml:space="preserve">Blåmossa </w:t>
+      </w:r>
+      <w:r>
+        <w:t xml:space="preserve">har karaktäristiska kuddar som är lätta att se på långt håll. Mycket stora kuddar, större än 0,5 meter i höjd, indikerar höga naturvärden där skogen har en lång period av orördhet oh stabila miljöförhållanden. Mossan växer under gynnsamma omständigheter cirka 1 centimeter per år och stora kuddar kan därför indirekt visa att lokalen varit lämplig under en lång tid. Blåmossa är typisk art för </w:t>
+      </w:r>
+      <w:r>
+        <w:rPr>
+          <w:i/>
+        </w:rPr>
+        <w:t>9010 Taiga, 9080 Lövsumpskog</w:t>
+      </w:r>
+      <w:r>
+        <w:t xml:space="preserve"> och </w:t>
+      </w:r>
+      <w:r>
+        <w:rPr>
+          <w:i/>
+        </w:rPr>
+        <w:t>9750 Svämlövskog</w:t>
+      </w:r>
+      <w:r>
+        <w:t xml:space="preserve"> (SLU Artdatabanken, 2025; Nitare &amp; Skogsstyrelsen, 2019).</w:t>
+      </w:r>
+    </w:p>
+    <w:p>
+      <w:r>
+        <w:rPr>
+          <w:b/>
+        </w:rPr>
         <w:t>Bronshjon</w:t>
       </w:r>
       <w:r>
@@ -277,7 +306,7 @@
     </w:p>
     <w:p>
       <w:r>
-        <w:t>Följande typiska arter har sina livsmiljöer och växtplatser i den avverkningsanmälda skogen: garnlav (VU, T), kolflarnlav (NT, T), tallticka (NT, T), vedskivlav (NT, T), bronshjon (S, T), vedticka (S, T) och mattlummer (T, §9).</w:t>
+        <w:t>Följande typiska arter har sina livsmiljöer och växtplatser i den avverkningsanmälda skogen: garnlav (VU, T), kolflarnlav (NT, T), tallticka (NT, T), vedskivlav (NT, T), blåmossa (S, T), bronshjon (S, T), vedticka (S, T) och mattlummer (T, §9).</w:t>
       </w:r>
     </w:p>
     <w:p>
@@ -710,7 +739,7 @@
     <w:r>
       <w:tab/>
       <w:tab/>
-      <w:t>2026-10-19</w:t>
+      <w:t>2026-10-20</w:t>
       <w:br/>
       <w:br/>
     </w:r>

--- a/tillsyn/A 42867-2026 tillsynsbegäran.docx
+++ b/tillsyn/A 42867-2026 tillsynsbegäran.docx
@@ -739,7 +739,7 @@
     <w:r>
       <w:tab/>
       <w:tab/>
-      <w:t>2026-10-20</w:t>
+      <w:t>2026-10-21</w:t>
       <w:br/>
       <w:br/>
     </w:r>

--- a/tillsyn/A 42867-2026 tillsynsbegäran.docx
+++ b/tillsyn/A 42867-2026 tillsynsbegäran.docx
@@ -739,7 +739,7 @@
     <w:r>
       <w:tab/>
       <w:tab/>
-      <w:t>2026-10-21</w:t>
+      <w:t>2026-10-22</w:t>
       <w:br/>
       <w:br/>
     </w:r>

--- a/tillsyn/A 42867-2026 tillsynsbegäran.docx
+++ b/tillsyn/A 42867-2026 tillsynsbegäran.docx
@@ -739,7 +739,7 @@
     <w:r>
       <w:tab/>
       <w:tab/>
-      <w:t>2026-10-22</w:t>
+      <w:t>2026-10-23</w:t>
       <w:br/>
       <w:br/>
     </w:r>

--- a/tillsyn/A 42867-2026 tillsynsbegäran.docx
+++ b/tillsyn/A 42867-2026 tillsynsbegäran.docx
@@ -739,7 +739,7 @@
     <w:r>
       <w:tab/>
       <w:tab/>
-      <w:t>2026-10-23</w:t>
+      <w:t>2026-10-24</w:t>
       <w:br/>
       <w:br/>
     </w:r>

--- a/tillsyn/A 42867-2026 tillsynsbegäran.docx
+++ b/tillsyn/A 42867-2026 tillsynsbegäran.docx
@@ -739,7 +739,7 @@
     <w:r>
       <w:tab/>
       <w:tab/>
-      <w:t>2026-10-24</w:t>
+      <w:t>2026-10-25</w:t>
       <w:br/>
       <w:br/>
     </w:r>

--- a/tillsyn/A 42867-2026 tillsynsbegäran.docx
+++ b/tillsyn/A 42867-2026 tillsynsbegäran.docx
@@ -739,7 +739,7 @@
     <w:r>
       <w:tab/>
       <w:tab/>
-      <w:t>2026-10-25</w:t>
+      <w:t>2026-10-26</w:t>
       <w:br/>
       <w:br/>
     </w:r>

--- a/tillsyn/A 42867-2026 tillsynsbegäran.docx
+++ b/tillsyn/A 42867-2026 tillsynsbegäran.docx
@@ -739,7 +739,7 @@
     <w:r>
       <w:tab/>
       <w:tab/>
-      <w:t>2026-10-26</w:t>
+      <w:t>2026-10-27</w:t>
       <w:br/>
       <w:br/>
     </w:r>

--- a/tillsyn/A 42867-2026 tillsynsbegäran.docx
+++ b/tillsyn/A 42867-2026 tillsynsbegäran.docx
@@ -739,7 +739,7 @@
     <w:r>
       <w:tab/>
       <w:tab/>
-      <w:t>2026-10-27</w:t>
+      <w:t>2026-10-28</w:t>
       <w:br/>
       <w:br/>
     </w:r>

--- a/tillsyn/A 42867-2026 tillsynsbegäran.docx
+++ b/tillsyn/A 42867-2026 tillsynsbegäran.docx
@@ -739,7 +739,7 @@
     <w:r>
       <w:tab/>
       <w:tab/>
-      <w:t>2026-10-28</w:t>
+      <w:t>2026-10-29</w:t>
       <w:br/>
       <w:br/>
     </w:r>

--- a/tillsyn/A 42867-2026 tillsynsbegäran.docx
+++ b/tillsyn/A 42867-2026 tillsynsbegäran.docx
@@ -739,7 +739,7 @@
     <w:r>
       <w:tab/>
       <w:tab/>
-      <w:t>2026-10-29</w:t>
+      <w:t>2026-10-31</w:t>
       <w:br/>
       <w:br/>
     </w:r>
